--- a/week3/W3_WEEKLY_REPORT.docx
+++ b/week3/W3_WEEKLY_REPORT.docx
@@ -1091,7 +1091,7 @@
                 <w:i w:val="0"/>
                 <w:sz w:val="16"/>
               </w:rPr>
-              <w:t>100,000 patches</w:t>
+              <w:t>163,856 patches</w:t>
             </w:r>
           </w:p>
         </w:tc>
@@ -1193,7 +1193,7 @@
                 <w:i w:val="0"/>
                 <w:sz w:val="16"/>
               </w:rPr>
-              <w:t>100,000 patches</w:t>
+              <w:t>180,320 patches</w:t>
             </w:r>
           </w:p>
         </w:tc>
@@ -1213,7 +1213,7 @@
                 <w:i w:val="0"/>
                 <w:sz w:val="16"/>
               </w:rPr>
-              <w:t>0.9812</w:t>
+              <w:t>0.9809</w:t>
             </w:r>
           </w:p>
         </w:tc>
@@ -1295,7 +1295,7 @@
                 <w:i w:val="0"/>
                 <w:sz w:val="16"/>
               </w:rPr>
-              <w:t>100,000 patches</w:t>
+              <w:t>250,880 patches</w:t>
             </w:r>
           </w:p>
         </w:tc>
@@ -1315,7 +1315,7 @@
                 <w:i w:val="0"/>
                 <w:sz w:val="16"/>
               </w:rPr>
-              <w:t>0.9330</w:t>
+              <w:t>0.9582</w:t>
             </w:r>
           </w:p>
         </w:tc>
@@ -1355,7 +1355,7 @@
                 <w:i w:val="0"/>
                 <w:sz w:val="16"/>
               </w:rPr>
-              <w:t>⚠️ 差 5.1 点，</w:t>
+              <w:t>⚠️ 差 2.3 点，</w:t>
             </w:r>
             <w:r>
               <w:rPr>
@@ -1408,7 +1408,7 @@
           <w:i w:val="0"/>
           <w:sz w:val="20"/>
         </w:rPr>
-        <w:t xml:space="preserve"> 精确最近邻、224px、参考库下采样到 10 万 patch）。screw 的差距主要来自无重加权 + 下采样，需在 Week 4 修。</w:t>
+        <w:t xml:space="preserve"> 精确最近邻、224px、参考库用全部 patch，不下采样）。screw 的差距主要来自无重加权 + 下采样，需在 Week 4 修。</w:t>
       </w:r>
     </w:p>
     <w:p>
@@ -2895,7 +2895,7 @@
           <w:i w:val="0"/>
           <w:sz w:val="20"/>
         </w:rPr>
-        <w:t>screw 的全量参考 AUROC 仍差 5.1 点</w:t>
+        <w:t>screw 的全量参考 AUROC 仍差 2.3 点</w:t>
       </w:r>
       <w:r>
         <w:rPr>
@@ -2904,7 +2904,7 @@
           <w:i w:val="0"/>
           <w:sz w:val="20"/>
         </w:rPr>
-        <w:t>（0.9330 vs 98.1%）：需实现 PatchCore 的重加权分数或提高 bank 上限。这是 Week 4 的第一件事。</w:t>
+        <w:t>（0.9582 vs 98.1%）：需实现 PatchCore 的重加权分数或提高 bank 上限。这是 Week 4 的第一件事。</w:t>
       </w:r>
     </w:p>
     <w:p>
